--- a/Extincao da punibilidade - cumprimento da pena.docx
+++ b/Extincao da punibilidade - cumprimento da pena.docx
@@ -29,7 +29,7 @@
           <w:sz w:val="24"/>
           <w:szCs w:val="24"/>
         </w:rPr>
-        <w:t>{{vara}}, ESTADO DE MATO GROSSO DO SUL</w:t>
+        <w:t>{{vara}}{% if vara_estado %}, {{vara_estado}}{% endif %}</w:t>
       </w:r>
       <w:r>
         <w:rPr>
@@ -268,7 +268,7 @@
           <w:sz w:val="24"/>
           <w:szCs w:val="24"/>
         </w:rPr>
-        <w:t>Mutirão Processual Penal – Pena Justa</w:t>
+        <w:t>Mutirão Processual – Pena Justa</w:t>
       </w:r>
       <w:r>
         <w:rPr>
